--- a/D latch using Mux and Inverters.docx
+++ b/D latch using Mux and Inverters.docx
@@ -276,25 +276,7 @@
           <w:sz w:val="28"/>
           <w:szCs w:val="28"/>
         </w:rPr>
-        <w:t xml:space="preserve">Truth table seems </w:t>
-      </w:r>
-      <w:proofErr w:type="spellStart"/>
-      <w:r>
-        <w:rPr>
-          <w:rFonts w:ascii="Times New Roman" w:hAnsi="Times New Roman" w:cs="Times New Roman"/>
-          <w:sz w:val="28"/>
-          <w:szCs w:val="28"/>
-        </w:rPr>
-        <w:t>quiet</w:t>
-      </w:r>
-      <w:proofErr w:type="spellEnd"/>
-      <w:r>
-        <w:rPr>
-          <w:rFonts w:ascii="Times New Roman" w:hAnsi="Times New Roman" w:cs="Times New Roman"/>
-          <w:sz w:val="28"/>
-          <w:szCs w:val="28"/>
-        </w:rPr>
-        <w:t xml:space="preserve"> simple but input appears at output only when, clock signal is applied. If D latch is negatively triggered it acts as transparent latch until the clock signal is low. If it is positively triggered, it acts as transparent latch until clock signal is high. </w:t>
+        <w:t xml:space="preserve">Truth table seems quiet simple but input appears at output only when, clock signal is applied. If D latch is negatively triggered it acts as transparent latch until the clock signal is low. If it is positively triggered, it acts as transparent latch until clock signal is high. </w:t>
       </w:r>
       <w:r>
         <w:rPr>
@@ -353,6 +335,7 @@
           <w:rFonts w:ascii="Times New Roman" w:hAnsi="Times New Roman" w:cs="Times New Roman"/>
           <w:b/>
           <w:bCs/>
+          <w:noProof/>
           <w:sz w:val="28"/>
           <w:szCs w:val="28"/>
         </w:rPr>
@@ -452,15 +435,7 @@
           <w:sz w:val="28"/>
           <w:szCs w:val="28"/>
         </w:rPr>
-        <w:t xml:space="preserve">We have designed a negative level triggered D latch using 2:1 multiplexer and two inverters. Select line of mux is connected to the clock signal. Input signals to mux are D and the feedback provided from combination of two inverters. </w:t>
-      </w:r>
-      <w:r>
-        <w:rPr>
-          <w:rFonts w:ascii="Times New Roman" w:hAnsi="Times New Roman" w:cs="Times New Roman"/>
-          <w:sz w:val="28"/>
-          <w:szCs w:val="28"/>
-        </w:rPr>
-        <w:t xml:space="preserve">When the clock signal goes low, D is selected as the output of the mux, hence mux acts as a transparent latch. Feedback loop consists of two inverters which provide the appropriate delay. When the clock signal goes high, feedback loop is selected as output for the mux. Hence, latch holds the previous output. </w:t>
+        <w:t xml:space="preserve">We have designed a negative level triggered D latch using 2:1 multiplexer and two inverters. Select line of mux is connected to the clock signal. Input signals to mux are D and the feedback provided from combination of two inverters. When the clock signal goes low, D is selected as the output of the mux, hence mux acts as a transparent latch. Feedback loop consists of two inverters which provide the appropriate delay. When the clock signal goes high, feedback loop is selected as output for the mux. Hence, latch holds the previous output. </w:t>
       </w:r>
     </w:p>
     <w:p>
@@ -572,6 +547,16 @@
           <w:szCs w:val="28"/>
         </w:rPr>
       </w:pPr>
+    </w:p>
+    <w:p>
+      <w:pPr>
+        <w:jc w:val="both"/>
+        <w:rPr>
+          <w:rFonts w:ascii="Times New Roman" w:hAnsi="Times New Roman" w:cs="Times New Roman"/>
+          <w:sz w:val="28"/>
+          <w:szCs w:val="28"/>
+        </w:rPr>
+      </w:pPr>
       <w:r>
         <w:rPr>
           <w:rFonts w:ascii="Times New Roman" w:hAnsi="Times New Roman" w:cs="Times New Roman"/>
@@ -608,6 +593,219 @@
           <w:szCs w:val="28"/>
         </w:rPr>
       </w:pPr>
+    </w:p>
+    <w:p>
+      <w:pPr>
+        <w:jc w:val="both"/>
+        <w:rPr>
+          <w:rFonts w:ascii="Times New Roman" w:hAnsi="Times New Roman" w:cs="Times New Roman"/>
+          <w:sz w:val="28"/>
+          <w:szCs w:val="28"/>
+        </w:rPr>
+      </w:pPr>
+      <w:r>
+        <w:rPr>
+          <w:rFonts w:ascii="Times New Roman" w:hAnsi="Times New Roman" w:cs="Times New Roman"/>
+          <w:sz w:val="28"/>
+          <w:szCs w:val="28"/>
+        </w:rPr>
+        <w:lastRenderedPageBreak/>
+        <w:t xml:space="preserve">Also, generated symbol for D </w:t>
+      </w:r>
+      <w:r>
+        <w:rPr>
+          <w:rFonts w:ascii="Times New Roman" w:hAnsi="Times New Roman" w:cs="Times New Roman"/>
+          <w:sz w:val="28"/>
+          <w:szCs w:val="28"/>
+        </w:rPr>
+        <w:t>Latch</w:t>
+      </w:r>
+      <w:r>
+        <w:rPr>
+          <w:rFonts w:ascii="Times New Roman" w:hAnsi="Times New Roman" w:cs="Times New Roman"/>
+          <w:sz w:val="28"/>
+          <w:szCs w:val="28"/>
+        </w:rPr>
+        <w:t xml:space="preserve"> in LTSpice.</w:t>
+      </w:r>
+    </w:p>
+    <w:p>
+      <w:pPr>
+        <w:jc w:val="both"/>
+        <w:rPr>
+          <w:rFonts w:ascii="Times New Roman" w:hAnsi="Times New Roman" w:cs="Times New Roman"/>
+          <w:sz w:val="28"/>
+          <w:szCs w:val="28"/>
+        </w:rPr>
+      </w:pPr>
+      <w:r>
+        <w:rPr>
+          <w:rFonts w:ascii="Times New Roman" w:hAnsi="Times New Roman" w:cs="Times New Roman"/>
+          <w:noProof/>
+          <w:sz w:val="28"/>
+          <w:szCs w:val="28"/>
+        </w:rPr>
+        <w:drawing>
+          <wp:inline distT="0" distB="0" distL="0" distR="0" wp14:anchorId="781D3768" wp14:editId="1F8CE67F">
+            <wp:extent cx="5731510" cy="4020185"/>
+            <wp:effectExtent l="0" t="0" r="2540" b="0"/>
+            <wp:docPr id="1892290371" name="Picture 1"/>
+            <wp:cNvGraphicFramePr>
+              <a:graphicFrameLocks xmlns:a="http://schemas.openxmlformats.org/drawingml/2006/main" noChangeAspect="1"/>
+            </wp:cNvGraphicFramePr>
+            <a:graphic xmlns:a="http://schemas.openxmlformats.org/drawingml/2006/main">
+              <a:graphicData uri="http://schemas.openxmlformats.org/drawingml/2006/picture">
+                <pic:pic xmlns:pic="http://schemas.openxmlformats.org/drawingml/2006/picture">
+                  <pic:nvPicPr>
+                    <pic:cNvPr id="1892290371" name=""/>
+                    <pic:cNvPicPr/>
+                  </pic:nvPicPr>
+                  <pic:blipFill>
+                    <a:blip r:embed="rId6"/>
+                    <a:stretch>
+                      <a:fillRect/>
+                    </a:stretch>
+                  </pic:blipFill>
+                  <pic:spPr>
+                    <a:xfrm>
+                      <a:off x="0" y="0"/>
+                      <a:ext cx="5731510" cy="4020185"/>
+                    </a:xfrm>
+                    <a:prstGeom prst="rect">
+                      <a:avLst/>
+                    </a:prstGeom>
+                  </pic:spPr>
+                </pic:pic>
+              </a:graphicData>
+            </a:graphic>
+          </wp:inline>
+        </w:drawing>
+      </w:r>
+    </w:p>
+    <w:p>
+      <w:pPr>
+        <w:jc w:val="both"/>
+        <w:rPr>
+          <w:rFonts w:ascii="Times New Roman" w:hAnsi="Times New Roman" w:cs="Times New Roman"/>
+          <w:sz w:val="28"/>
+          <w:szCs w:val="28"/>
+        </w:rPr>
+      </w:pPr>
+      <w:r>
+        <w:rPr>
+          <w:rFonts w:ascii="Times New Roman" w:hAnsi="Times New Roman" w:cs="Times New Roman"/>
+          <w:sz w:val="28"/>
+          <w:szCs w:val="28"/>
+        </w:rPr>
+        <w:t>This is the schematic for the symbol.</w:t>
+      </w:r>
+    </w:p>
+    <w:p>
+      <w:pPr>
+        <w:jc w:val="both"/>
+        <w:rPr>
+          <w:rFonts w:ascii="Times New Roman" w:hAnsi="Times New Roman" w:cs="Times New Roman"/>
+          <w:sz w:val="28"/>
+          <w:szCs w:val="28"/>
+        </w:rPr>
+      </w:pPr>
+      <w:r>
+        <w:rPr>
+          <w:rFonts w:ascii="Times New Roman" w:hAnsi="Times New Roman" w:cs="Times New Roman"/>
+          <w:noProof/>
+          <w:sz w:val="28"/>
+          <w:szCs w:val="28"/>
+        </w:rPr>
+        <w:drawing>
+          <wp:inline distT="0" distB="0" distL="0" distR="0" wp14:anchorId="19758F18" wp14:editId="000D0EE0">
+            <wp:extent cx="2241550" cy="2435265"/>
+            <wp:effectExtent l="0" t="0" r="6350" b="3175"/>
+            <wp:docPr id="1828415609" name="Picture 1"/>
+            <wp:cNvGraphicFramePr>
+              <a:graphicFrameLocks xmlns:a="http://schemas.openxmlformats.org/drawingml/2006/main" noChangeAspect="1"/>
+            </wp:cNvGraphicFramePr>
+            <a:graphic xmlns:a="http://schemas.openxmlformats.org/drawingml/2006/main">
+              <a:graphicData uri="http://schemas.openxmlformats.org/drawingml/2006/picture">
+                <pic:pic xmlns:pic="http://schemas.openxmlformats.org/drawingml/2006/picture">
+                  <pic:nvPicPr>
+                    <pic:cNvPr id="1828415609" name=""/>
+                    <pic:cNvPicPr/>
+                  </pic:nvPicPr>
+                  <pic:blipFill>
+                    <a:blip r:embed="rId7"/>
+                    <a:stretch>
+                      <a:fillRect/>
+                    </a:stretch>
+                  </pic:blipFill>
+                  <pic:spPr>
+                    <a:xfrm>
+                      <a:off x="0" y="0"/>
+                      <a:ext cx="2245055" cy="2439073"/>
+                    </a:xfrm>
+                    <a:prstGeom prst="rect">
+                      <a:avLst/>
+                    </a:prstGeom>
+                  </pic:spPr>
+                </pic:pic>
+              </a:graphicData>
+            </a:graphic>
+          </wp:inline>
+        </w:drawing>
+      </w:r>
+    </w:p>
+    <w:p>
+      <w:pPr>
+        <w:jc w:val="both"/>
+        <w:rPr>
+          <w:rFonts w:ascii="Times New Roman" w:hAnsi="Times New Roman" w:cs="Times New Roman"/>
+          <w:sz w:val="28"/>
+          <w:szCs w:val="28"/>
+        </w:rPr>
+      </w:pPr>
+      <w:r>
+        <w:rPr>
+          <w:rFonts w:ascii="Times New Roman" w:hAnsi="Times New Roman" w:cs="Times New Roman"/>
+          <w:sz w:val="28"/>
+          <w:szCs w:val="28"/>
+        </w:rPr>
+        <w:t xml:space="preserve">Symbol for D </w:t>
+      </w:r>
+      <w:r>
+        <w:rPr>
+          <w:rFonts w:ascii="Times New Roman" w:hAnsi="Times New Roman" w:cs="Times New Roman"/>
+          <w:sz w:val="28"/>
+          <w:szCs w:val="28"/>
+        </w:rPr>
+        <w:t>Latch</w:t>
+      </w:r>
+      <w:r>
+        <w:rPr>
+          <w:rFonts w:ascii="Times New Roman" w:hAnsi="Times New Roman" w:cs="Times New Roman"/>
+          <w:sz w:val="28"/>
+          <w:szCs w:val="28"/>
+        </w:rPr>
+        <w:t xml:space="preserve"> in LTSpice.</w:t>
+      </w:r>
+    </w:p>
+    <w:p>
+      <w:pPr>
+        <w:jc w:val="both"/>
+        <w:rPr>
+          <w:rFonts w:ascii="Times New Roman" w:hAnsi="Times New Roman" w:cs="Times New Roman"/>
+          <w:sz w:val="28"/>
+          <w:szCs w:val="28"/>
+        </w:rPr>
+      </w:pPr>
+    </w:p>
+    <w:p>
+      <w:pPr>
+        <w:jc w:val="both"/>
+        <w:rPr>
+          <w:rFonts w:ascii="Times New Roman" w:hAnsi="Times New Roman" w:cs="Times New Roman"/>
+          <w:sz w:val="28"/>
+          <w:szCs w:val="28"/>
+        </w:rPr>
+      </w:pPr>
       <w:r>
         <w:rPr>
           <w:rFonts w:ascii="Times New Roman" w:hAnsi="Times New Roman" w:cs="Times New Roman"/>
@@ -634,18 +832,6 @@
         </w:rPr>
         <w:t>MADHUSUDAN</w:t>
       </w:r>
-    </w:p>
-    <w:p>
-      <w:pPr>
-        <w:jc w:val="both"/>
-        <w:rPr>
-          <w:rFonts w:ascii="Times New Roman" w:hAnsi="Times New Roman" w:cs="Times New Roman"/>
-          <w:b/>
-          <w:bCs/>
-          <w:sz w:val="32"/>
-          <w:szCs w:val="32"/>
-        </w:rPr>
-      </w:pPr>
     </w:p>
     <w:sectPr>
       <w:pgSz w:w="11906" w:h="16838"/>
